--- a/Quarto_report/custom-reference-2.docx
+++ b/Quarto_report/custom-reference-2.docx
@@ -8,6 +8,12 @@
       </w:pPr>
     </w:p>
     <w:sectPr>
+      <w:headerReference w:type="even" r:id="rId8"/>
+      <w:headerReference w:type="default" r:id="rId9"/>
+      <w:footerReference w:type="even" r:id="rId10"/>
+      <w:footerReference w:type="default" r:id="rId11"/>
+      <w:headerReference w:type="first" r:id="rId12"/>
+      <w:footerReference w:type="first" r:id="rId13"/>
       <w:pgSz w:w="12240" w:h="15840"/>
       <w:pgMar w:top="1440" w:right="1800" w:bottom="1440" w:left="1800" w:header="720" w:footer="720" w:gutter="0"/>
       <w:cols w:space="720"/>
@@ -15,6 +21,170 @@
     </w:sectPr>
   </w:body>
 </w:document>
+</file>
+
+<file path=word/endnotes.xml><?xml version="1.0" encoding="utf-8"?>
+<w:endnotes xmlns:wpc="http://schemas.microsoft.com/office/word/2010/wordprocessingCanvas" xmlns:cx="http://schemas.microsoft.com/office/drawing/2014/chartex" xmlns:cx1="http://schemas.microsoft.com/office/drawing/2015/9/8/chartex" xmlns:cx2="http://schemas.microsoft.com/office/drawing/2015/10/21/chartex" xmlns:cx3="http://schemas.microsoft.com/office/drawing/2016/5/9/chartex" xmlns:cx4="http://schemas.microsoft.com/office/drawing/2016/5/10/chartex" xmlns:cx5="http://schemas.microsoft.com/office/drawing/2016/5/11/chartex" xmlns:cx6="http://schemas.microsoft.com/office/drawing/2016/5/12/chartex" xmlns:cx7="http://schemas.microsoft.com/office/drawing/2016/5/13/chartex" xmlns:cx8="http://schemas.microsoft.com/office/drawing/2016/5/14/chartex" xmlns:mc="http://schemas.openxmlformats.org/markup-compatibility/2006" xmlns:aink="http://schemas.microsoft.com/office/drawing/2016/ink" xmlns:am3d="http://schemas.microsoft.com/office/drawing/2017/model3d" xmlns:o="urn:schemas-microsoft-com:office:office" xmlns:oel="http://schemas.microsoft.com/office/2019/extlst" xmlns:r="http://schemas.openxmlformats.org/officeDocument/2006/relationships" xmlns:m="http://schemas.openxmlformats.org/officeDocument/2006/math" xmlns:v="urn:schemas-microsoft-com:vml" xmlns:wp14="http://schemas.microsoft.com/office/word/2010/wordprocessingDrawing" xmlns:wp="http://schemas.openxmlformats.org/drawingml/2006/wordprocessingDrawing" xmlns:w10="urn:schemas-microsoft-com:office:word" xmlns:w="http://schemas.openxmlformats.org/wordprocessingml/2006/main" xmlns:w14="http://schemas.microsoft.com/office/word/2010/wordml" xmlns:w15="http://schemas.microsoft.com/office/word/2012/wordml" xmlns:w16cex="http://schemas.microsoft.com/office/word/2018/wordml/cex" xmlns:w16cid="http://schemas.microsoft.com/office/word/2016/wordml/cid" xmlns:w16="http://schemas.microsoft.com/office/word/2018/wordml" xmlns:w16du="http://schemas.microsoft.com/office/word/2023/wordml/word16du" xmlns:w16sdtdh="http://schemas.microsoft.com/office/word/2020/wordml/sdtdatahash" xmlns:w16sdtfl="http://schemas.microsoft.com/office/word/2024/wordml/sdtformatlock" xmlns:w16se="http://schemas.microsoft.com/office/word/2015/wordml/symex" xmlns:wpg="http://schemas.microsoft.com/office/word/2010/wordprocessingGroup" xmlns:wpi="http://schemas.microsoft.com/office/word/2010/wordprocessingInk" xmlns:wne="http://schemas.microsoft.com/office/word/2006/wordml" xmlns:wps="http://schemas.microsoft.com/office/word/2010/wordprocessingShape" mc:Ignorable="w14 w15 w16se w16cid w16 w16cex w16sdtdh w16sdtfl w16du wp14">
+  <w:endnote w:type="separator" w:id="-1">
+    <w:p>
+      <w:pPr>
+        <w:spacing w:after="0" w:line="240" w:lineRule="auto"/>
+      </w:pPr>
+      <w:r>
+        <w:separator/>
+      </w:r>
+    </w:p>
+  </w:endnote>
+  <w:endnote w:type="continuationSeparator" w:id="0">
+    <w:p>
+      <w:pPr>
+        <w:spacing w:after="0" w:line="240" w:lineRule="auto"/>
+      </w:pPr>
+      <w:r>
+        <w:continuationSeparator/>
+      </w:r>
+    </w:p>
+  </w:endnote>
+</w:endnotes>
+</file>
+
+<file path=word/footer1.xml><?xml version="1.0" encoding="utf-8"?>
+<w:ftr xmlns:wpc="http://schemas.microsoft.com/office/word/2010/wordprocessingCanvas" xmlns:cx="http://schemas.microsoft.com/office/drawing/2014/chartex" xmlns:cx1="http://schemas.microsoft.com/office/drawing/2015/9/8/chartex" xmlns:cx2="http://schemas.microsoft.com/office/drawing/2015/10/21/chartex" xmlns:cx3="http://schemas.microsoft.com/office/drawing/2016/5/9/chartex" xmlns:cx4="http://schemas.microsoft.com/office/drawing/2016/5/10/chartex" xmlns:cx5="http://schemas.microsoft.com/office/drawing/2016/5/11/chartex" xmlns:cx6="http://schemas.microsoft.com/office/drawing/2016/5/12/chartex" xmlns:cx7="http://schemas.microsoft.com/office/drawing/2016/5/13/chartex" xmlns:cx8="http://schemas.microsoft.com/office/drawing/2016/5/14/chartex" xmlns:mc="http://schemas.openxmlformats.org/markup-compatibility/2006" xmlns:aink="http://schemas.microsoft.com/office/drawing/2016/ink" xmlns:am3d="http://schemas.microsoft.com/office/drawing/2017/model3d" xmlns:o="urn:schemas-microsoft-com:office:office" xmlns:oel="http://schemas.microsoft.com/office/2019/extlst" xmlns:r="http://schemas.openxmlformats.org/officeDocument/2006/relationships" xmlns:m="http://schemas.openxmlformats.org/officeDocument/2006/math" xmlns:v="urn:schemas-microsoft-com:vml" xmlns:wp14="http://schemas.microsoft.com/office/word/2010/wordprocessingDrawing" xmlns:wp="http://schemas.openxmlformats.org/drawingml/2006/wordprocessingDrawing" xmlns:w10="urn:schemas-microsoft-com:office:word" xmlns:w="http://schemas.openxmlformats.org/wordprocessingml/2006/main" xmlns:w14="http://schemas.microsoft.com/office/word/2010/wordml" xmlns:w15="http://schemas.microsoft.com/office/word/2012/wordml" xmlns:w16cex="http://schemas.microsoft.com/office/word/2018/wordml/cex" xmlns:w16cid="http://schemas.microsoft.com/office/word/2016/wordml/cid" xmlns:w16="http://schemas.microsoft.com/office/word/2018/wordml" xmlns:w16du="http://schemas.microsoft.com/office/word/2023/wordml/word16du" xmlns:w16sdtdh="http://schemas.microsoft.com/office/word/2020/wordml/sdtdatahash" xmlns:w16sdtfl="http://schemas.microsoft.com/office/word/2024/wordml/sdtformatlock" xmlns:w16se="http://schemas.microsoft.com/office/word/2015/wordml/symex" xmlns:wpg="http://schemas.microsoft.com/office/word/2010/wordprocessingGroup" xmlns:wpi="http://schemas.microsoft.com/office/word/2010/wordprocessingInk" xmlns:wne="http://schemas.microsoft.com/office/word/2006/wordml" xmlns:wps="http://schemas.microsoft.com/office/word/2010/wordprocessingShape" mc:Ignorable="w14 w15 w16se w16cid w16 w16cex w16sdtdh w16sdtfl w16du wp14">
+  <w:p>
+    <w:pPr>
+      <w:pStyle w:val="Footer"/>
+    </w:pPr>
+  </w:p>
+</w:ftr>
+</file>
+
+<file path=word/footer2.xml><?xml version="1.0" encoding="utf-8"?>
+<w:ftr xmlns:wpc="http://schemas.microsoft.com/office/word/2010/wordprocessingCanvas" xmlns:cx="http://schemas.microsoft.com/office/drawing/2014/chartex" xmlns:cx1="http://schemas.microsoft.com/office/drawing/2015/9/8/chartex" xmlns:cx2="http://schemas.microsoft.com/office/drawing/2015/10/21/chartex" xmlns:cx3="http://schemas.microsoft.com/office/drawing/2016/5/9/chartex" xmlns:cx4="http://schemas.microsoft.com/office/drawing/2016/5/10/chartex" xmlns:cx5="http://schemas.microsoft.com/office/drawing/2016/5/11/chartex" xmlns:cx6="http://schemas.microsoft.com/office/drawing/2016/5/12/chartex" xmlns:cx7="http://schemas.microsoft.com/office/drawing/2016/5/13/chartex" xmlns:cx8="http://schemas.microsoft.com/office/drawing/2016/5/14/chartex" xmlns:mc="http://schemas.openxmlformats.org/markup-compatibility/2006" xmlns:aink="http://schemas.microsoft.com/office/drawing/2016/ink" xmlns:am3d="http://schemas.microsoft.com/office/drawing/2017/model3d" xmlns:o="urn:schemas-microsoft-com:office:office" xmlns:oel="http://schemas.microsoft.com/office/2019/extlst" xmlns:r="http://schemas.openxmlformats.org/officeDocument/2006/relationships" xmlns:m="http://schemas.openxmlformats.org/officeDocument/2006/math" xmlns:v="urn:schemas-microsoft-com:vml" xmlns:wp14="http://schemas.microsoft.com/office/word/2010/wordprocessingDrawing" xmlns:wp="http://schemas.openxmlformats.org/drawingml/2006/wordprocessingDrawing" xmlns:w10="urn:schemas-microsoft-com:office:word" xmlns:w="http://schemas.openxmlformats.org/wordprocessingml/2006/main" xmlns:w14="http://schemas.microsoft.com/office/word/2010/wordml" xmlns:w15="http://schemas.microsoft.com/office/word/2012/wordml" xmlns:w16cex="http://schemas.microsoft.com/office/word/2018/wordml/cex" xmlns:w16cid="http://schemas.microsoft.com/office/word/2016/wordml/cid" xmlns:w16="http://schemas.microsoft.com/office/word/2018/wordml" xmlns:w16du="http://schemas.microsoft.com/office/word/2023/wordml/word16du" xmlns:w16sdtdh="http://schemas.microsoft.com/office/word/2020/wordml/sdtdatahash" xmlns:w16sdtfl="http://schemas.microsoft.com/office/word/2024/wordml/sdtformatlock" xmlns:w16se="http://schemas.microsoft.com/office/word/2015/wordml/symex" xmlns:wpg="http://schemas.microsoft.com/office/word/2010/wordprocessingGroup" xmlns:wpi="http://schemas.microsoft.com/office/word/2010/wordprocessingInk" xmlns:wne="http://schemas.microsoft.com/office/word/2006/wordml" xmlns:wps="http://schemas.microsoft.com/office/word/2010/wordprocessingShape" mc:Ignorable="w14 w15 w16se w16cid w16 w16cex w16sdtdh w16sdtfl w16du wp14">
+  <w:sdt>
+    <w:sdtPr>
+      <w:id w:val="-2033486329"/>
+      <w:docPartObj>
+        <w:docPartGallery w:val="Page Numbers (Bottom of Page)"/>
+        <w:docPartUnique/>
+      </w:docPartObj>
+    </w:sdtPr>
+    <w:sdtEndPr>
+      <w:rPr>
+        <w:noProof/>
+      </w:rPr>
+    </w:sdtEndPr>
+    <w:sdtContent>
+      <w:p>
+        <w:pPr>
+          <w:pStyle w:val="Footer"/>
+          <w:jc w:val="right"/>
+        </w:pPr>
+        <w:r>
+          <w:rPr>
+            <w:color w:val="000000" w:themeColor="text1"/>
+          </w:rPr>
+          <w:fldChar w:fldCharType="begin"/>
+        </w:r>
+        <w:r>
+          <w:rPr>
+            <w:color w:val="000000" w:themeColor="text1"/>
+          </w:rPr>
+          <w:instrText xml:space="preserve"> PAGE   \* MERGEFORMAT </w:instrText>
+        </w:r>
+        <w:r>
+          <w:rPr>
+            <w:color w:val="000000" w:themeColor="text1"/>
+          </w:rPr>
+          <w:fldChar w:fldCharType="separate"/>
+        </w:r>
+        <w:r>
+          <w:rPr>
+            <w:noProof/>
+            <w:color w:val="000000" w:themeColor="text1"/>
+          </w:rPr>
+          <w:t>2</w:t>
+        </w:r>
+        <w:r>
+          <w:rPr>
+            <w:noProof/>
+            <w:color w:val="000000" w:themeColor="text1"/>
+          </w:rPr>
+          <w:fldChar w:fldCharType="end"/>
+        </w:r>
+      </w:p>
+    </w:sdtContent>
+  </w:sdt>
+  <w:p>
+    <w:pPr>
+      <w:pStyle w:val="Footer"/>
+    </w:pPr>
+  </w:p>
+</w:ftr>
+</file>
+
+<file path=word/footer3.xml><?xml version="1.0" encoding="utf-8"?>
+<w:ftr xmlns:wpc="http://schemas.microsoft.com/office/word/2010/wordprocessingCanvas" xmlns:cx="http://schemas.microsoft.com/office/drawing/2014/chartex" xmlns:cx1="http://schemas.microsoft.com/office/drawing/2015/9/8/chartex" xmlns:cx2="http://schemas.microsoft.com/office/drawing/2015/10/21/chartex" xmlns:cx3="http://schemas.microsoft.com/office/drawing/2016/5/9/chartex" xmlns:cx4="http://schemas.microsoft.com/office/drawing/2016/5/10/chartex" xmlns:cx5="http://schemas.microsoft.com/office/drawing/2016/5/11/chartex" xmlns:cx6="http://schemas.microsoft.com/office/drawing/2016/5/12/chartex" xmlns:cx7="http://schemas.microsoft.com/office/drawing/2016/5/13/chartex" xmlns:cx8="http://schemas.microsoft.com/office/drawing/2016/5/14/chartex" xmlns:mc="http://schemas.openxmlformats.org/markup-compatibility/2006" xmlns:aink="http://schemas.microsoft.com/office/drawing/2016/ink" xmlns:am3d="http://schemas.microsoft.com/office/drawing/2017/model3d" xmlns:o="urn:schemas-microsoft-com:office:office" xmlns:oel="http://schemas.microsoft.com/office/2019/extlst" xmlns:r="http://schemas.openxmlformats.org/officeDocument/2006/relationships" xmlns:m="http://schemas.openxmlformats.org/officeDocument/2006/math" xmlns:v="urn:schemas-microsoft-com:vml" xmlns:wp14="http://schemas.microsoft.com/office/word/2010/wordprocessingDrawing" xmlns:wp="http://schemas.openxmlformats.org/drawingml/2006/wordprocessingDrawing" xmlns:w10="urn:schemas-microsoft-com:office:word" xmlns:w="http://schemas.openxmlformats.org/wordprocessingml/2006/main" xmlns:w14="http://schemas.microsoft.com/office/word/2010/wordml" xmlns:w15="http://schemas.microsoft.com/office/word/2012/wordml" xmlns:w16cex="http://schemas.microsoft.com/office/word/2018/wordml/cex" xmlns:w16cid="http://schemas.microsoft.com/office/word/2016/wordml/cid" xmlns:w16="http://schemas.microsoft.com/office/word/2018/wordml" xmlns:w16du="http://schemas.microsoft.com/office/word/2023/wordml/word16du" xmlns:w16sdtdh="http://schemas.microsoft.com/office/word/2020/wordml/sdtdatahash" xmlns:w16sdtfl="http://schemas.microsoft.com/office/word/2024/wordml/sdtformatlock" xmlns:w16se="http://schemas.microsoft.com/office/word/2015/wordml/symex" xmlns:wpg="http://schemas.microsoft.com/office/word/2010/wordprocessingGroup" xmlns:wpi="http://schemas.microsoft.com/office/word/2010/wordprocessingInk" xmlns:wne="http://schemas.microsoft.com/office/word/2006/wordml" xmlns:wps="http://schemas.microsoft.com/office/word/2010/wordprocessingShape" mc:Ignorable="w14 w15 w16se w16cid w16 w16cex w16sdtdh w16sdtfl w16du wp14">
+  <w:p>
+    <w:pPr>
+      <w:pStyle w:val="Footer"/>
+    </w:pPr>
+  </w:p>
+</w:ftr>
+</file>
+
+<file path=word/footnotes.xml><?xml version="1.0" encoding="utf-8"?>
+<w:footnotes xmlns:wpc="http://schemas.microsoft.com/office/word/2010/wordprocessingCanvas" xmlns:cx="http://schemas.microsoft.com/office/drawing/2014/chartex" xmlns:cx1="http://schemas.microsoft.com/office/drawing/2015/9/8/chartex" xmlns:cx2="http://schemas.microsoft.com/office/drawing/2015/10/21/chartex" xmlns:cx3="http://schemas.microsoft.com/office/drawing/2016/5/9/chartex" xmlns:cx4="http://schemas.microsoft.com/office/drawing/2016/5/10/chartex" xmlns:cx5="http://schemas.microsoft.com/office/drawing/2016/5/11/chartex" xmlns:cx6="http://schemas.microsoft.com/office/drawing/2016/5/12/chartex" xmlns:cx7="http://schemas.microsoft.com/office/drawing/2016/5/13/chartex" xmlns:cx8="http://schemas.microsoft.com/office/drawing/2016/5/14/chartex" xmlns:mc="http://schemas.openxmlformats.org/markup-compatibility/2006" xmlns:aink="http://schemas.microsoft.com/office/drawing/2016/ink" xmlns:am3d="http://schemas.microsoft.com/office/drawing/2017/model3d" xmlns:o="urn:schemas-microsoft-com:office:office" xmlns:oel="http://schemas.microsoft.com/office/2019/extlst" xmlns:r="http://schemas.openxmlformats.org/officeDocument/2006/relationships" xmlns:m="http://schemas.openxmlformats.org/officeDocument/2006/math" xmlns:v="urn:schemas-microsoft-com:vml" xmlns:wp14="http://schemas.microsoft.com/office/word/2010/wordprocessingDrawing" xmlns:wp="http://schemas.openxmlformats.org/drawingml/2006/wordprocessingDrawing" xmlns:w10="urn:schemas-microsoft-com:office:word" xmlns:w="http://schemas.openxmlformats.org/wordprocessingml/2006/main" xmlns:w14="http://schemas.microsoft.com/office/word/2010/wordml" xmlns:w15="http://schemas.microsoft.com/office/word/2012/wordml" xmlns:w16cex="http://schemas.microsoft.com/office/word/2018/wordml/cex" xmlns:w16cid="http://schemas.microsoft.com/office/word/2016/wordml/cid" xmlns:w16="http://schemas.microsoft.com/office/word/2018/wordml" xmlns:w16du="http://schemas.microsoft.com/office/word/2023/wordml/word16du" xmlns:w16sdtdh="http://schemas.microsoft.com/office/word/2020/wordml/sdtdatahash" xmlns:w16sdtfl="http://schemas.microsoft.com/office/word/2024/wordml/sdtformatlock" xmlns:w16se="http://schemas.microsoft.com/office/word/2015/wordml/symex" xmlns:wpg="http://schemas.microsoft.com/office/word/2010/wordprocessingGroup" xmlns:wpi="http://schemas.microsoft.com/office/word/2010/wordprocessingInk" xmlns:wne="http://schemas.microsoft.com/office/word/2006/wordml" xmlns:wps="http://schemas.microsoft.com/office/word/2010/wordprocessingShape" mc:Ignorable="w14 w15 w16se w16cid w16 w16cex w16sdtdh w16sdtfl w16du wp14">
+  <w:footnote w:type="separator" w:id="-1">
+    <w:p>
+      <w:pPr>
+        <w:spacing w:after="0" w:line="240" w:lineRule="auto"/>
+      </w:pPr>
+      <w:r>
+        <w:separator/>
+      </w:r>
+    </w:p>
+  </w:footnote>
+  <w:footnote w:type="continuationSeparator" w:id="0">
+    <w:p>
+      <w:pPr>
+        <w:spacing w:after="0" w:line="240" w:lineRule="auto"/>
+      </w:pPr>
+      <w:r>
+        <w:continuationSeparator/>
+      </w:r>
+    </w:p>
+  </w:footnote>
+</w:footnotes>
+</file>
+
+<file path=word/header1.xml><?xml version="1.0" encoding="utf-8"?>
+<w:hdr xmlns:wpc="http://schemas.microsoft.com/office/word/2010/wordprocessingCanvas" xmlns:cx="http://schemas.microsoft.com/office/drawing/2014/chartex" xmlns:cx1="http://schemas.microsoft.com/office/drawing/2015/9/8/chartex" xmlns:cx2="http://schemas.microsoft.com/office/drawing/2015/10/21/chartex" xmlns:cx3="http://schemas.microsoft.com/office/drawing/2016/5/9/chartex" xmlns:cx4="http://schemas.microsoft.com/office/drawing/2016/5/10/chartex" xmlns:cx5="http://schemas.microsoft.com/office/drawing/2016/5/11/chartex" xmlns:cx6="http://schemas.microsoft.com/office/drawing/2016/5/12/chartex" xmlns:cx7="http://schemas.microsoft.com/office/drawing/2016/5/13/chartex" xmlns:cx8="http://schemas.microsoft.com/office/drawing/2016/5/14/chartex" xmlns:mc="http://schemas.openxmlformats.org/markup-compatibility/2006" xmlns:aink="http://schemas.microsoft.com/office/drawing/2016/ink" xmlns:am3d="http://schemas.microsoft.com/office/drawing/2017/model3d" xmlns:o="urn:schemas-microsoft-com:office:office" xmlns:oel="http://schemas.microsoft.com/office/2019/extlst" xmlns:r="http://schemas.openxmlformats.org/officeDocument/2006/relationships" xmlns:m="http://schemas.openxmlformats.org/officeDocument/2006/math" xmlns:v="urn:schemas-microsoft-com:vml" xmlns:wp14="http://schemas.microsoft.com/office/word/2010/wordprocessingDrawing" xmlns:wp="http://schemas.openxmlformats.org/drawingml/2006/wordprocessingDrawing" xmlns:w10="urn:schemas-microsoft-com:office:word" xmlns:w="http://schemas.openxmlformats.org/wordprocessingml/2006/main" xmlns:w14="http://schemas.microsoft.com/office/word/2010/wordml" xmlns:w15="http://schemas.microsoft.com/office/word/2012/wordml" xmlns:w16cex="http://schemas.microsoft.com/office/word/2018/wordml/cex" xmlns:w16cid="http://schemas.microsoft.com/office/word/2016/wordml/cid" xmlns:w16="http://schemas.microsoft.com/office/word/2018/wordml" xmlns:w16du="http://schemas.microsoft.com/office/word/2023/wordml/word16du" xmlns:w16sdtdh="http://schemas.microsoft.com/office/word/2020/wordml/sdtdatahash" xmlns:w16sdtfl="http://schemas.microsoft.com/office/word/2024/wordml/sdtformatlock" xmlns:w16se="http://schemas.microsoft.com/office/word/2015/wordml/symex" xmlns:wpg="http://schemas.microsoft.com/office/word/2010/wordprocessingGroup" xmlns:wpi="http://schemas.microsoft.com/office/word/2010/wordprocessingInk" xmlns:wne="http://schemas.microsoft.com/office/word/2006/wordml" xmlns:wps="http://schemas.microsoft.com/office/word/2010/wordprocessingShape" mc:Ignorable="w14 w15 w16se w16cid w16 w16cex w16sdtdh w16sdtfl w16du wp14">
+  <w:p>
+    <w:pPr>
+      <w:pStyle w:val="Header"/>
+    </w:pPr>
+  </w:p>
+</w:hdr>
+</file>
+
+<file path=word/header2.xml><?xml version="1.0" encoding="utf-8"?>
+<w:hdr xmlns:wpc="http://schemas.microsoft.com/office/word/2010/wordprocessingCanvas" xmlns:cx="http://schemas.microsoft.com/office/drawing/2014/chartex" xmlns:cx1="http://schemas.microsoft.com/office/drawing/2015/9/8/chartex" xmlns:cx2="http://schemas.microsoft.com/office/drawing/2015/10/21/chartex" xmlns:cx3="http://schemas.microsoft.com/office/drawing/2016/5/9/chartex" xmlns:cx4="http://schemas.microsoft.com/office/drawing/2016/5/10/chartex" xmlns:cx5="http://schemas.microsoft.com/office/drawing/2016/5/11/chartex" xmlns:cx6="http://schemas.microsoft.com/office/drawing/2016/5/12/chartex" xmlns:cx7="http://schemas.microsoft.com/office/drawing/2016/5/13/chartex" xmlns:cx8="http://schemas.microsoft.com/office/drawing/2016/5/14/chartex" xmlns:mc="http://schemas.openxmlformats.org/markup-compatibility/2006" xmlns:aink="http://schemas.microsoft.com/office/drawing/2016/ink" xmlns:am3d="http://schemas.microsoft.com/office/drawing/2017/model3d" xmlns:o="urn:schemas-microsoft-com:office:office" xmlns:oel="http://schemas.microsoft.com/office/2019/extlst" xmlns:r="http://schemas.openxmlformats.org/officeDocument/2006/relationships" xmlns:m="http://schemas.openxmlformats.org/officeDocument/2006/math" xmlns:v="urn:schemas-microsoft-com:vml" xmlns:wp14="http://schemas.microsoft.com/office/word/2010/wordprocessingDrawing" xmlns:wp="http://schemas.openxmlformats.org/drawingml/2006/wordprocessingDrawing" xmlns:w10="urn:schemas-microsoft-com:office:word" xmlns:w="http://schemas.openxmlformats.org/wordprocessingml/2006/main" xmlns:w14="http://schemas.microsoft.com/office/word/2010/wordml" xmlns:w15="http://schemas.microsoft.com/office/word/2012/wordml" xmlns:w16cex="http://schemas.microsoft.com/office/word/2018/wordml/cex" xmlns:w16cid="http://schemas.microsoft.com/office/word/2016/wordml/cid" xmlns:w16="http://schemas.microsoft.com/office/word/2018/wordml" xmlns:w16du="http://schemas.microsoft.com/office/word/2023/wordml/word16du" xmlns:w16sdtdh="http://schemas.microsoft.com/office/word/2020/wordml/sdtdatahash" xmlns:w16sdtfl="http://schemas.microsoft.com/office/word/2024/wordml/sdtformatlock" xmlns:w16se="http://schemas.microsoft.com/office/word/2015/wordml/symex" xmlns:wpg="http://schemas.microsoft.com/office/word/2010/wordprocessingGroup" xmlns:wpi="http://schemas.microsoft.com/office/word/2010/wordprocessingInk" xmlns:wne="http://schemas.microsoft.com/office/word/2006/wordml" xmlns:wps="http://schemas.microsoft.com/office/word/2010/wordprocessingShape" mc:Ignorable="w14 w15 w16se w16cid w16 w16cex w16sdtdh w16sdtfl w16du wp14">
+  <w:p>
+    <w:pPr>
+      <w:pStyle w:val="Header"/>
+    </w:pPr>
+  </w:p>
+</w:hdr>
+</file>
+
+<file path=word/header3.xml><?xml version="1.0" encoding="utf-8"?>
+<w:hdr xmlns:wpc="http://schemas.microsoft.com/office/word/2010/wordprocessingCanvas" xmlns:cx="http://schemas.microsoft.com/office/drawing/2014/chartex" xmlns:cx1="http://schemas.microsoft.com/office/drawing/2015/9/8/chartex" xmlns:cx2="http://schemas.microsoft.com/office/drawing/2015/10/21/chartex" xmlns:cx3="http://schemas.microsoft.com/office/drawing/2016/5/9/chartex" xmlns:cx4="http://schemas.microsoft.com/office/drawing/2016/5/10/chartex" xmlns:cx5="http://schemas.microsoft.com/office/drawing/2016/5/11/chartex" xmlns:cx6="http://schemas.microsoft.com/office/drawing/2016/5/12/chartex" xmlns:cx7="http://schemas.microsoft.com/office/drawing/2016/5/13/chartex" xmlns:cx8="http://schemas.microsoft.com/office/drawing/2016/5/14/chartex" xmlns:mc="http://schemas.openxmlformats.org/markup-compatibility/2006" xmlns:aink="http://schemas.microsoft.com/office/drawing/2016/ink" xmlns:am3d="http://schemas.microsoft.com/office/drawing/2017/model3d" xmlns:o="urn:schemas-microsoft-com:office:office" xmlns:oel="http://schemas.microsoft.com/office/2019/extlst" xmlns:r="http://schemas.openxmlformats.org/officeDocument/2006/relationships" xmlns:m="http://schemas.openxmlformats.org/officeDocument/2006/math" xmlns:v="urn:schemas-microsoft-com:vml" xmlns:wp14="http://schemas.microsoft.com/office/word/2010/wordprocessingDrawing" xmlns:wp="http://schemas.openxmlformats.org/drawingml/2006/wordprocessingDrawing" xmlns:w10="urn:schemas-microsoft-com:office:word" xmlns:w="http://schemas.openxmlformats.org/wordprocessingml/2006/main" xmlns:w14="http://schemas.microsoft.com/office/word/2010/wordml" xmlns:w15="http://schemas.microsoft.com/office/word/2012/wordml" xmlns:w16cex="http://schemas.microsoft.com/office/word/2018/wordml/cex" xmlns:w16cid="http://schemas.microsoft.com/office/word/2016/wordml/cid" xmlns:w16="http://schemas.microsoft.com/office/word/2018/wordml" xmlns:w16du="http://schemas.microsoft.com/office/word/2023/wordml/word16du" xmlns:w16sdtdh="http://schemas.microsoft.com/office/word/2020/wordml/sdtdatahash" xmlns:w16sdtfl="http://schemas.microsoft.com/office/word/2024/wordml/sdtformatlock" xmlns:w16se="http://schemas.microsoft.com/office/word/2015/wordml/symex" xmlns:wpg="http://schemas.microsoft.com/office/word/2010/wordprocessingGroup" xmlns:wpi="http://schemas.microsoft.com/office/word/2010/wordprocessingInk" xmlns:wne="http://schemas.microsoft.com/office/word/2006/wordml" xmlns:wps="http://schemas.microsoft.com/office/word/2010/wordprocessingShape" mc:Ignorable="w14 w15 w16se w16cid w16 w16cex w16sdtdh w16sdtfl w16du wp14">
+  <w:p>
+    <w:pPr>
+      <w:pStyle w:val="Header"/>
+    </w:pPr>
+  </w:p>
+</w:hdr>
 </file>
 
 <file path=word/numbering.xml><?xml version="1.0" encoding="utf-8"?>

--- a/Quarto_report/custom-reference-2.docx
+++ b/Quarto_report/custom-reference-2.docx
@@ -4,7 +4,7 @@
   <w:body>
     <w:p>
       <w:pPr>
-        <w:pStyle w:val="Heading4"/>
+        <w:pStyle w:val="Title"/>
       </w:pPr>
     </w:p>
     <w:sectPr>
@@ -1128,13 +1128,14 @@
     <w:link w:val="TitleChar"/>
     <w:uiPriority w:val="10"/>
     <w:qFormat/>
-    <w:rsid w:val="0013442B"/>
+    <w:rsid w:val="00602B7D"/>
     <w:pPr>
       <w:pBdr>
         <w:bottom w:val="single" w:sz="8" w:space="4" w:color="4F81BD" w:themeColor="accent1"/>
       </w:pBdr>
       <w:spacing w:after="300" w:line="240" w:lineRule="auto"/>
       <w:contextualSpacing/>
+      <w:jc w:val="center"/>
     </w:pPr>
     <w:rPr>
       <w:rFonts w:eastAsiaTheme="majorEastAsia" w:cstheme="majorBidi"/>
@@ -1150,7 +1151,7 @@
     <w:basedOn w:val="DefaultParagraphFont"/>
     <w:link w:val="Title"/>
     <w:uiPriority w:val="10"/>
-    <w:rsid w:val="0013442B"/>
+    <w:rsid w:val="00602B7D"/>
     <w:rPr>
       <w:rFonts w:ascii="Arial" w:eastAsiaTheme="majorEastAsia" w:hAnsi="Arial" w:cstheme="majorBidi"/>
       <w:color w:val="17365D" w:themeColor="text2" w:themeShade="BF"/>

--- a/Quarto_report/custom-reference-2.docx
+++ b/Quarto_report/custom-reference-2.docx
@@ -28,7 +28,7 @@
   <w:endnote w:type="separator" w:id="-1">
     <w:p>
       <w:pPr>
-        <w:spacing w:after="0" w:line="240" w:lineRule="auto"/>
+        <w:spacing w:line="240" w:lineRule="auto"/>
       </w:pPr>
       <w:r>
         <w:separator/>
@@ -38,7 +38,7 @@
   <w:endnote w:type="continuationSeparator" w:id="0">
     <w:p>
       <w:pPr>
-        <w:spacing w:after="0" w:line="240" w:lineRule="auto"/>
+        <w:spacing w:line="240" w:lineRule="auto"/>
       </w:pPr>
       <w:r>
         <w:continuationSeparator/>
@@ -137,7 +137,7 @@
   <w:footnote w:type="separator" w:id="-1">
     <w:p>
       <w:pPr>
-        <w:spacing w:after="0" w:line="240" w:lineRule="auto"/>
+        <w:spacing w:line="240" w:lineRule="auto"/>
       </w:pPr>
       <w:r>
         <w:separator/>
@@ -147,7 +147,7 @@
   <w:footnote w:type="continuationSeparator" w:id="0">
     <w:p>
       <w:pPr>
-        <w:spacing w:after="0" w:line="240" w:lineRule="auto"/>
+        <w:spacing w:line="240" w:lineRule="auto"/>
       </w:pPr>
       <w:r>
         <w:continuationSeparator/>
@@ -779,9 +779,9 @@
   <w:style w:type="paragraph" w:default="1" w:styleId="Normal">
     <w:name w:val="Normal"/>
     <w:qFormat/>
-    <w:rsid w:val="00FC693F"/>
-    <w:pPr>
-      <w:spacing w:after="240"/>
+    <w:rsid w:val="001F42D0"/>
+    <w:pPr>
+      <w:spacing w:after="0"/>
     </w:pPr>
     <w:rPr>
       <w:rFonts w:ascii="Arial" w:hAnsi="Arial"/>
@@ -796,11 +796,11 @@
     <w:link w:val="Heading1Char"/>
     <w:uiPriority w:val="9"/>
     <w:qFormat/>
-    <w:rsid w:val="00D47010"/>
+    <w:rsid w:val="001F42D0"/>
     <w:pPr>
       <w:keepNext/>
       <w:keepLines/>
-      <w:spacing w:before="480" w:after="0"/>
+      <w:spacing w:before="240" w:after="240"/>
       <w:outlineLvl w:val="0"/>
     </w:pPr>
     <w:rPr>
@@ -820,11 +820,11 @@
     <w:uiPriority w:val="9"/>
     <w:unhideWhenUsed/>
     <w:qFormat/>
-    <w:rsid w:val="00D47010"/>
+    <w:rsid w:val="001F42D0"/>
     <w:pPr>
       <w:keepNext/>
       <w:keepLines/>
-      <w:spacing w:before="200" w:after="0"/>
+      <w:spacing w:before="240" w:after="240"/>
       <w:outlineLvl w:val="1"/>
     </w:pPr>
     <w:rPr>
@@ -844,11 +844,11 @@
     <w:uiPriority w:val="9"/>
     <w:unhideWhenUsed/>
     <w:qFormat/>
-    <w:rsid w:val="00D47010"/>
+    <w:rsid w:val="001F42D0"/>
     <w:pPr>
       <w:keepNext/>
       <w:keepLines/>
-      <w:spacing w:before="200" w:after="0"/>
+      <w:spacing w:before="240" w:after="240"/>
       <w:outlineLvl w:val="2"/>
     </w:pPr>
     <w:rPr>
@@ -866,11 +866,11 @@
     <w:uiPriority w:val="9"/>
     <w:unhideWhenUsed/>
     <w:qFormat/>
-    <w:rsid w:val="0013442B"/>
+    <w:rsid w:val="001F42D0"/>
     <w:pPr>
       <w:keepNext/>
       <w:keepLines/>
-      <w:spacing w:before="200" w:after="0"/>
+      <w:spacing w:before="240" w:after="240"/>
       <w:outlineLvl w:val="3"/>
     </w:pPr>
     <w:rPr>
@@ -895,7 +895,7 @@
     <w:pPr>
       <w:keepNext/>
       <w:keepLines/>
-      <w:spacing w:before="200" w:after="0"/>
+      <w:spacing w:before="200"/>
       <w:outlineLvl w:val="4"/>
     </w:pPr>
     <w:rPr>
@@ -916,7 +916,7 @@
     <w:pPr>
       <w:keepNext/>
       <w:keepLines/>
-      <w:spacing w:before="200" w:after="0"/>
+      <w:spacing w:before="200"/>
       <w:outlineLvl w:val="5"/>
     </w:pPr>
     <w:rPr>
@@ -939,7 +939,7 @@
     <w:pPr>
       <w:keepNext/>
       <w:keepLines/>
-      <w:spacing w:before="200" w:after="0"/>
+      <w:spacing w:before="200"/>
       <w:outlineLvl w:val="6"/>
     </w:pPr>
     <w:rPr>
@@ -962,7 +962,7 @@
     <w:pPr>
       <w:keepNext/>
       <w:keepLines/>
-      <w:spacing w:before="200" w:after="0"/>
+      <w:spacing w:before="200"/>
       <w:outlineLvl w:val="7"/>
     </w:pPr>
     <w:rPr>
@@ -985,7 +985,7 @@
     <w:pPr>
       <w:keepNext/>
       <w:keepLines/>
-      <w:spacing w:before="200" w:after="0"/>
+      <w:spacing w:before="200"/>
       <w:outlineLvl w:val="8"/>
     </w:pPr>
     <w:rPr>
@@ -1036,7 +1036,7 @@
         <w:tab w:val="center" w:pos="4680"/>
         <w:tab w:val="right" w:pos="9360"/>
       </w:tabs>
-      <w:spacing w:after="0" w:line="240" w:lineRule="auto"/>
+      <w:spacing w:line="240" w:lineRule="auto"/>
     </w:pPr>
   </w:style>
   <w:style w:type="character" w:customStyle="1" w:styleId="HeaderChar">
@@ -1058,7 +1058,7 @@
         <w:tab w:val="center" w:pos="4680"/>
         <w:tab w:val="right" w:pos="9360"/>
       </w:tabs>
-      <w:spacing w:after="0" w:line="240" w:lineRule="auto"/>
+      <w:spacing w:line="240" w:lineRule="auto"/>
     </w:pPr>
   </w:style>
   <w:style w:type="character" w:customStyle="1" w:styleId="FooterChar">
@@ -1082,7 +1082,7 @@
     <w:basedOn w:val="DefaultParagraphFont"/>
     <w:link w:val="Heading1"/>
     <w:uiPriority w:val="9"/>
-    <w:rsid w:val="00D47010"/>
+    <w:rsid w:val="001F42D0"/>
     <w:rPr>
       <w:rFonts w:ascii="Arial" w:eastAsiaTheme="majorEastAsia" w:hAnsi="Arial" w:cstheme="majorBidi"/>
       <w:b/>
@@ -1097,7 +1097,7 @@
     <w:basedOn w:val="DefaultParagraphFont"/>
     <w:link w:val="Heading2"/>
     <w:uiPriority w:val="9"/>
-    <w:rsid w:val="00D47010"/>
+    <w:rsid w:val="001F42D0"/>
     <w:rPr>
       <w:rFonts w:ascii="Arial" w:eastAsiaTheme="majorEastAsia" w:hAnsi="Arial" w:cstheme="majorBidi"/>
       <w:b/>
@@ -1112,7 +1112,7 @@
     <w:basedOn w:val="DefaultParagraphFont"/>
     <w:link w:val="Heading3"/>
     <w:uiPriority w:val="9"/>
-    <w:rsid w:val="00D47010"/>
+    <w:rsid w:val="001F42D0"/>
     <w:rPr>
       <w:rFonts w:ascii="Arial" w:eastAsiaTheme="majorEastAsia" w:hAnsi="Arial" w:cstheme="majorBidi"/>
       <w:b/>
@@ -1128,11 +1128,8 @@
     <w:link w:val="TitleChar"/>
     <w:uiPriority w:val="10"/>
     <w:qFormat/>
-    <w:rsid w:val="00602B7D"/>
-    <w:pPr>
-      <w:pBdr>
-        <w:bottom w:val="single" w:sz="8" w:space="4" w:color="4F81BD" w:themeColor="accent1"/>
-      </w:pBdr>
+    <w:rsid w:val="001F42D0"/>
+    <w:pPr>
       <w:spacing w:after="300" w:line="240" w:lineRule="auto"/>
       <w:contextualSpacing/>
       <w:jc w:val="center"/>
@@ -1151,7 +1148,7 @@
     <w:basedOn w:val="DefaultParagraphFont"/>
     <w:link w:val="Title"/>
     <w:uiPriority w:val="10"/>
-    <w:rsid w:val="00602B7D"/>
+    <w:rsid w:val="001F42D0"/>
     <w:rPr>
       <w:rFonts w:ascii="Arial" w:eastAsiaTheme="majorEastAsia" w:hAnsi="Arial" w:cstheme="majorBidi"/>
       <w:color w:val="17365D" w:themeColor="text2" w:themeShade="BF"/>
@@ -1485,7 +1482,7 @@
     <w:basedOn w:val="DefaultParagraphFont"/>
     <w:link w:val="Heading4"/>
     <w:uiPriority w:val="9"/>
-    <w:rsid w:val="0013442B"/>
+    <w:rsid w:val="001F42D0"/>
     <w:rPr>
       <w:rFonts w:ascii="Arial" w:eastAsiaTheme="majorEastAsia" w:hAnsi="Arial" w:cstheme="majorBidi"/>
       <w:b/>

--- a/Quarto_report/custom-reference-2.docx
+++ b/Quarto_report/custom-reference-2.docx
@@ -5,6 +5,9 @@
     <w:p>
       <w:pPr>
         <w:pStyle w:val="Title"/>
+        <w:rPr>
+          <w:rStyle w:val="SubtleEmphasis"/>
+        </w:rPr>
       </w:pPr>
     </w:p>
     <w:sectPr>
@@ -779,9 +782,9 @@
   <w:style w:type="paragraph" w:default="1" w:styleId="Normal">
     <w:name w:val="Normal"/>
     <w:qFormat/>
-    <w:rsid w:val="001F42D0"/>
-    <w:pPr>
-      <w:spacing w:after="0"/>
+    <w:rsid w:val="005D726A"/>
+    <w:pPr>
+      <w:spacing w:after="120"/>
     </w:pPr>
     <w:rPr>
       <w:rFonts w:ascii="Arial" w:hAnsi="Arial"/>
@@ -796,11 +799,11 @@
     <w:link w:val="Heading1Char"/>
     <w:uiPriority w:val="9"/>
     <w:qFormat/>
-    <w:rsid w:val="001F42D0"/>
+    <w:rsid w:val="00CA14AB"/>
     <w:pPr>
       <w:keepNext/>
       <w:keepLines/>
-      <w:spacing w:before="240" w:after="240"/>
+      <w:spacing w:before="240"/>
       <w:outlineLvl w:val="0"/>
     </w:pPr>
     <w:rPr>
@@ -820,11 +823,11 @@
     <w:uiPriority w:val="9"/>
     <w:unhideWhenUsed/>
     <w:qFormat/>
-    <w:rsid w:val="001F42D0"/>
+    <w:rsid w:val="00CA14AB"/>
     <w:pPr>
       <w:keepNext/>
       <w:keepLines/>
-      <w:spacing w:before="240" w:after="240"/>
+      <w:spacing w:before="240"/>
       <w:outlineLvl w:val="1"/>
     </w:pPr>
     <w:rPr>
@@ -844,11 +847,11 @@
     <w:uiPriority w:val="9"/>
     <w:unhideWhenUsed/>
     <w:qFormat/>
-    <w:rsid w:val="001F42D0"/>
+    <w:rsid w:val="00CA14AB"/>
     <w:pPr>
       <w:keepNext/>
       <w:keepLines/>
-      <w:spacing w:before="240" w:after="240"/>
+      <w:spacing w:before="240"/>
       <w:outlineLvl w:val="2"/>
     </w:pPr>
     <w:rPr>
@@ -866,11 +869,11 @@
     <w:uiPriority w:val="9"/>
     <w:unhideWhenUsed/>
     <w:qFormat/>
-    <w:rsid w:val="001F42D0"/>
+    <w:rsid w:val="00CA14AB"/>
     <w:pPr>
       <w:keepNext/>
       <w:keepLines/>
-      <w:spacing w:before="240" w:after="240"/>
+      <w:spacing w:before="240"/>
       <w:outlineLvl w:val="3"/>
     </w:pPr>
     <w:rPr>
@@ -1082,7 +1085,7 @@
     <w:basedOn w:val="DefaultParagraphFont"/>
     <w:link w:val="Heading1"/>
     <w:uiPriority w:val="9"/>
-    <w:rsid w:val="001F42D0"/>
+    <w:rsid w:val="00CA14AB"/>
     <w:rPr>
       <w:rFonts w:ascii="Arial" w:eastAsiaTheme="majorEastAsia" w:hAnsi="Arial" w:cstheme="majorBidi"/>
       <w:b/>
@@ -1097,7 +1100,7 @@
     <w:basedOn w:val="DefaultParagraphFont"/>
     <w:link w:val="Heading2"/>
     <w:uiPriority w:val="9"/>
-    <w:rsid w:val="001F42D0"/>
+    <w:rsid w:val="00CA14AB"/>
     <w:rPr>
       <w:rFonts w:ascii="Arial" w:eastAsiaTheme="majorEastAsia" w:hAnsi="Arial" w:cstheme="majorBidi"/>
       <w:b/>
@@ -1112,7 +1115,7 @@
     <w:basedOn w:val="DefaultParagraphFont"/>
     <w:link w:val="Heading3"/>
     <w:uiPriority w:val="9"/>
-    <w:rsid w:val="001F42D0"/>
+    <w:rsid w:val="00CA14AB"/>
     <w:rPr>
       <w:rFonts w:ascii="Arial" w:eastAsiaTheme="majorEastAsia" w:hAnsi="Arial" w:cstheme="majorBidi"/>
       <w:b/>
@@ -1165,7 +1168,7 @@
     <w:link w:val="SubtitleChar"/>
     <w:uiPriority w:val="11"/>
     <w:qFormat/>
-    <w:rsid w:val="0013442B"/>
+    <w:rsid w:val="00CA14AB"/>
     <w:pPr>
       <w:numPr>
         <w:ilvl w:val="1"/>
@@ -1185,7 +1188,7 @@
     <w:basedOn w:val="DefaultParagraphFont"/>
     <w:link w:val="Subtitle"/>
     <w:uiPriority w:val="11"/>
-    <w:rsid w:val="0013442B"/>
+    <w:rsid w:val="00CA14AB"/>
     <w:rPr>
       <w:rFonts w:ascii="Arial" w:eastAsiaTheme="majorEastAsia" w:hAnsi="Arial" w:cstheme="majorBidi"/>
       <w:i/>
@@ -1214,9 +1217,6 @@
     <w:uiPriority w:val="99"/>
     <w:unhideWhenUsed/>
     <w:rsid w:val="00AA1D8D"/>
-    <w:pPr>
-      <w:spacing w:after="120"/>
-    </w:pPr>
   </w:style>
   <w:style w:type="character" w:customStyle="1" w:styleId="BodyTextChar">
     <w:name w:val="Body Text Char"/>
@@ -1233,7 +1233,7 @@
     <w:unhideWhenUsed/>
     <w:rsid w:val="00AA1D8D"/>
     <w:pPr>
-      <w:spacing w:after="120" w:line="480" w:lineRule="auto"/>
+      <w:spacing w:line="480" w:lineRule="auto"/>
     </w:pPr>
   </w:style>
   <w:style w:type="character" w:customStyle="1" w:styleId="BodyText2Char">
@@ -1250,9 +1250,6 @@
     <w:uiPriority w:val="99"/>
     <w:unhideWhenUsed/>
     <w:rsid w:val="00AA1D8D"/>
-    <w:pPr>
-      <w:spacing w:after="120"/>
-    </w:pPr>
     <w:rPr>
       <w:sz w:val="16"/>
       <w:szCs w:val="16"/>
@@ -1387,7 +1384,6 @@
     <w:unhideWhenUsed/>
     <w:rsid w:val="0029639D"/>
     <w:pPr>
-      <w:spacing w:after="120"/>
       <w:ind w:left="360"/>
       <w:contextualSpacing/>
     </w:pPr>
@@ -1399,7 +1395,6 @@
     <w:unhideWhenUsed/>
     <w:rsid w:val="0029639D"/>
     <w:pPr>
-      <w:spacing w:after="120"/>
       <w:ind w:left="720"/>
       <w:contextualSpacing/>
     </w:pPr>
@@ -1411,7 +1406,6 @@
     <w:unhideWhenUsed/>
     <w:rsid w:val="0029639D"/>
     <w:pPr>
-      <w:spacing w:after="120"/>
       <w:ind w:left="1080"/>
       <w:contextualSpacing/>
     </w:pPr>
@@ -1482,7 +1476,7 @@
     <w:basedOn w:val="DefaultParagraphFont"/>
     <w:link w:val="Heading4"/>
     <w:uiPriority w:val="9"/>
-    <w:rsid w:val="001F42D0"/>
+    <w:rsid w:val="00CA14AB"/>
     <w:rPr>
       <w:rFonts w:ascii="Arial" w:eastAsiaTheme="majorEastAsia" w:hAnsi="Arial" w:cstheme="majorBidi"/>
       <w:b/>
